--- a/partition_theorem_EN.docx
+++ b/partition_theorem_EN.docx
@@ -42,7 +42,7 @@
       <w:pPr>
         <w:pStyle w:val="Normal"/>
         <w:spacing w:before="200" w:after="60"/>
-        <w:jc w:val="center"/>
+        <w:jc w:val="left"/>
         <w:rPr/>
       </w:pPr>
       <w:r>
@@ -52,29 +52,38 @@
           <w:szCs w:val="22"/>
         </w:rPr>
         <w:t>Author: Michel Monfette</w:t>
-      </w:r>
-    </w:p>
-    <w:p>
-      <w:pPr>
-        <w:pStyle w:val="Normal"/>
-        <w:spacing w:before="60" w:after="60"/>
-        <w:jc w:val="center"/>
-        <w:rPr/>
-      </w:pPr>
+        <w:br/>
+      </w:r>
       <w:r>
         <w:rPr>
           <w:rFonts w:eastAsia="Arial" w:cs="Arial"/>
           <w:sz w:val="22"/>
           <w:szCs w:val="22"/>
         </w:rPr>
-        <w:t>Date: 2026</w:t>
+        <w:t>Email : mycmon@gmail.com</w:t>
       </w:r>
     </w:p>
     <w:p>
       <w:pPr>
         <w:pStyle w:val="Normal"/>
+        <w:spacing w:before="60" w:after="60"/>
+        <w:jc w:val="left"/>
+        <w:rPr/>
+      </w:pPr>
+      <w:r>
+        <w:rPr>
+          <w:rFonts w:eastAsia="Arial" w:cs="Arial"/>
+          <w:sz w:val="22"/>
+          <w:szCs w:val="22"/>
+        </w:rPr>
+        <w:t>Date: 2026</w:t>
+      </w:r>
+    </w:p>
+    <w:p>
+      <w:pPr>
+        <w:pStyle w:val="Normal"/>
         <w:spacing w:before="60" w:after="300"/>
-        <w:jc w:val="center"/>
+        <w:jc w:val="left"/>
         <w:rPr/>
       </w:pPr>
       <w:r>
@@ -116,6 +125,30 @@
           <w:szCs w:val="32"/>
         </w:rPr>
         <w:t>Main Theorem</w:t>
+      </w:r>
+    </w:p>
+    <w:p>
+      <w:pPr>
+        <w:pStyle w:val="Heading1"/>
+        <w:spacing w:before="320" w:after="160"/>
+        <w:rPr>
+          <w:rFonts w:ascii="Arial" w:hAnsi="Arial" w:eastAsia="Arial" w:cs="Arial"/>
+          <w:b/>
+          <w:bCs/>
+          <w:color w:val="1F4E79"/>
+          <w:sz w:val="32"/>
+          <w:szCs w:val="32"/>
+        </w:rPr>
+      </w:pPr>
+      <w:r>
+        <w:rPr>
+          <w:rFonts w:eastAsia="Arial" w:cs="Arial"/>
+          <w:b/>
+          <w:bCs/>
+          <w:color w:val="1F4E79"/>
+          <w:sz w:val="32"/>
+          <w:szCs w:val="32"/>
+        </w:rPr>
       </w:r>
     </w:p>
     <w:tbl>
@@ -185,7 +218,7 @@
                 <w:sz w:val="21"/>
                 <w:szCs w:val="21"/>
               </w:rPr>
-              <w:t>SG  = {11, 23, 29}       (Sophie Germain residues, n</w:t>
+              <w:t>SG  = {11, 23, 29}            (Sophie Germain residues, n</w:t>
             </w:r>
             <w:r>
               <w:rPr>
@@ -300,7 +333,7 @@
                 <w:sz w:val="21"/>
                 <w:szCs w:val="21"/>
               </w:rPr>
-              <w:t>A = SG  × SG            :  |A| = 3² = 9  tunnels</w:t>
+              <w:t>A = SG  × SG                        :  |A| = 3² = 9  tunnels</w:t>
             </w:r>
           </w:p>
           <w:p>
@@ -332,7 +365,7 @@
                 <w:sz w:val="21"/>
                 <w:szCs w:val="21"/>
               </w:rPr>
-              <w:t>C = XSG × XSG           :  |C| = 5² = 25 tunnels</w:t>
+              <w:t>C = XSG × XSG                    :  |C| = 5² = 25 tunnels</w:t>
             </w:r>
           </w:p>
           <w:p>
@@ -373,6 +406,30 @@
                 <w:szCs w:val="21"/>
               </w:rPr>
               <w:t>9 + 30 + 25 = 64 = (3+5)² = |SG ∪ XSG|²  ✓</w:t>
+            </w:r>
+          </w:p>
+        </w:tc>
+      </w:tr>
+      <w:tr>
+        <w:trPr/>
+        <w:tc>
+          <w:tcPr>
+            <w:tcW w:w="9360" w:type="dxa"/>
+            <w:tcBorders>
+              <w:left w:val="single" w:sz="2" w:space="0" w:color="1F4E79"/>
+              <w:bottom w:val="single" w:sz="2" w:space="0" w:color="1F4E79"/>
+              <w:right w:val="single" w:sz="2" w:space="0" w:color="1F4E79"/>
+            </w:tcBorders>
+            <w:shd w:fill="EBF3FB" w:val="clear"/>
+          </w:tcPr>
+          <w:p>
+            <w:pPr>
+              <w:pStyle w:val="Normal"/>
+              <w:spacing w:before="60" w:after="100"/>
+              <w:rPr/>
+            </w:pPr>
+            <w:r>
+              <w:rPr/>
             </w:r>
           </w:p>
         </w:tc>
@@ -392,6 +449,57 @@
       <w:pPr>
         <w:pStyle w:val="Heading1"/>
         <w:spacing w:before="320" w:after="160"/>
+        <w:rPr>
+          <w:rFonts w:ascii="Arial" w:hAnsi="Arial" w:eastAsia="Arial" w:cs="Arial"/>
+          <w:b/>
+          <w:bCs/>
+          <w:color w:val="1F4E79"/>
+          <w:sz w:val="32"/>
+          <w:szCs w:val="32"/>
+        </w:rPr>
+      </w:pPr>
+      <w:r>
+        <w:rPr>
+          <w:rFonts w:eastAsia="Arial" w:cs="Arial"/>
+          <w:b/>
+          <w:bCs/>
+          <w:color w:val="1F4E79"/>
+          <w:sz w:val="32"/>
+          <w:szCs w:val="32"/>
+        </w:rPr>
+      </w:r>
+    </w:p>
+    <w:p>
+      <w:pPr>
+        <w:pStyle w:val="Heading1"/>
+        <w:spacing w:before="320" w:after="160"/>
+        <w:rPr>
+          <w:rFonts w:ascii="Arial" w:hAnsi="Arial" w:eastAsia="Arial" w:cs="Arial"/>
+          <w:b/>
+          <w:bCs/>
+          <w:color w:val="1F4E79"/>
+          <w:sz w:val="32"/>
+          <w:szCs w:val="32"/>
+        </w:rPr>
+      </w:pPr>
+      <w:r>
+        <w:rPr>
+          <w:rFonts w:eastAsia="Arial" w:cs="Arial"/>
+          <w:b/>
+          <w:bCs/>
+          <w:color w:val="1F4E79"/>
+          <w:sz w:val="32"/>
+          <w:szCs w:val="32"/>
+        </w:rPr>
+      </w:r>
+      <w:r>
+        <w:br w:type="page"/>
+      </w:r>
+    </w:p>
+    <w:p>
+      <w:pPr>
+        <w:pStyle w:val="Heading1"/>
+        <w:spacing w:before="0" w:after="160"/>
         <w:rPr/>
       </w:pPr>
       <w:r>
@@ -1920,12 +2028,16 @@
       </w:pPr>
       <w:r>
         <w:rPr/>
+        <w:br/>
+      </w:r>
+      <w:r>
+        <w:br w:type="page"/>
       </w:r>
     </w:p>
     <w:p>
       <w:pPr>
         <w:pStyle w:val="Heading1"/>
-        <w:spacing w:before="320" w:after="160"/>
+        <w:spacing w:before="0" w:after="160"/>
         <w:rPr/>
       </w:pPr>
       <w:r>
@@ -1983,6 +2095,30 @@
           <w:szCs w:val="26"/>
         </w:rPr>
         <w:t>Lines 1–2 — Partition of ℝ₃₀</w:t>
+      </w:r>
+    </w:p>
+    <w:p>
+      <w:pPr>
+        <w:pStyle w:val="Heading2"/>
+        <w:spacing w:before="240" w:after="120"/>
+        <w:rPr>
+          <w:rFonts w:ascii="Arial" w:hAnsi="Arial" w:eastAsia="Arial" w:cs="Arial"/>
+          <w:b/>
+          <w:bCs/>
+          <w:color w:val="2E75B6"/>
+          <w:sz w:val="26"/>
+          <w:szCs w:val="26"/>
+        </w:rPr>
+      </w:pPr>
+      <w:r>
+        <w:rPr>
+          <w:rFonts w:eastAsia="Arial" w:cs="Arial"/>
+          <w:b/>
+          <w:bCs/>
+          <w:color w:val="2E75B6"/>
+          <w:sz w:val="26"/>
+          <w:szCs w:val="26"/>
+        </w:rPr>
       </w:r>
     </w:p>
     <w:tbl>
@@ -2061,7 +2197,7 @@
                 <w:sz w:val="21"/>
                 <w:szCs w:val="21"/>
               </w:rPr>
-              <w:t>By definition, SG = {r ∈ ℝ₃₀ : (2r+1)%30 ∈ ℝ₃₀} and XSG = ℝ₃₀ \ SG. The two sets are complementary in ℝ₃₀ by construction. Direct check: |SG| = 3, |XSG| = 5, |SG|+|XSG| = 8 = |ℝ₃₀|. ■</w:t>
+              <w:t>By definition, SG = {r ∈ ℝ₃₀ : (2r+1)%30 ∈ ℝ₃₀} and XSG = ℝ₃₀ \ SG. The two sets are complementary in ℝ₃₀ by construction. Direct check: |SG| = 3, |XSG| = 5, |SG|+|XSG| = 8 = |ℝ₃₀|.</w:t>
             </w:r>
           </w:p>
         </w:tc>
@@ -2093,6 +2229,30 @@
           <w:szCs w:val="26"/>
         </w:rPr>
         <w:t>Lines 3–6 — Cardinalities of A, B, C</w:t>
+      </w:r>
+    </w:p>
+    <w:p>
+      <w:pPr>
+        <w:pStyle w:val="Heading2"/>
+        <w:spacing w:before="240" w:after="120"/>
+        <w:rPr>
+          <w:rFonts w:ascii="Arial" w:hAnsi="Arial" w:eastAsia="Arial" w:cs="Arial"/>
+          <w:b/>
+          <w:bCs/>
+          <w:color w:val="2E75B6"/>
+          <w:sz w:val="26"/>
+          <w:szCs w:val="26"/>
+        </w:rPr>
+      </w:pPr>
+      <w:r>
+        <w:rPr>
+          <w:rFonts w:eastAsia="Arial" w:cs="Arial"/>
+          <w:b/>
+          <w:bCs/>
+          <w:color w:val="2E75B6"/>
+          <w:sz w:val="26"/>
+          <w:szCs w:val="26"/>
+        </w:rPr>
       </w:r>
     </w:p>
     <w:tbl>
@@ -2243,7 +2403,7 @@
                 <w:sz w:val="21"/>
                 <w:szCs w:val="21"/>
               </w:rPr>
-              <w:t>|C| = |XSG|²     = 5² = 25   →   Total = (3+5)² = 64  ✓  ■</w:t>
+              <w:t>|C| = |XSG|²     = 5² = 25   →   Total = (3+5)² = 64  ✓</w:t>
             </w:r>
           </w:p>
         </w:tc>
@@ -2275,6 +2435,30 @@
           <w:szCs w:val="26"/>
         </w:rPr>
         <w:t>Lines 7–10 — Disjunction of Sum Orbits</w:t>
+      </w:r>
+    </w:p>
+    <w:p>
+      <w:pPr>
+        <w:pStyle w:val="Heading2"/>
+        <w:spacing w:before="240" w:after="120"/>
+        <w:rPr>
+          <w:rFonts w:ascii="Arial" w:hAnsi="Arial" w:eastAsia="Arial" w:cs="Arial"/>
+          <w:b/>
+          <w:bCs/>
+          <w:color w:val="2E75B6"/>
+          <w:sz w:val="26"/>
+          <w:szCs w:val="26"/>
+        </w:rPr>
+      </w:pPr>
+      <w:r>
+        <w:rPr>
+          <w:rFonts w:eastAsia="Arial" w:cs="Arial"/>
+          <w:b/>
+          <w:bCs/>
+          <w:color w:val="2E75B6"/>
+          <w:sz w:val="26"/>
+          <w:szCs w:val="26"/>
+        </w:rPr>
       </w:r>
     </w:p>
     <w:tbl>
@@ -2344,7 +2528,7 @@
                 <w:sz w:val="21"/>
                 <w:szCs w:val="21"/>
               </w:rPr>
-              <w:t>Σ(SG+SG)   = {a+b mod 30 : a,b ∈ SG}        = {4, 10, 16, 22, 28}</w:t>
+              <w:t>Σ(SG+SG)      = {a+b mod 30 : a,b ∈ SG}              = {4, 10, 16, 22, 28}</w:t>
             </w:r>
           </w:p>
           <w:p>
@@ -2360,7 +2544,7 @@
                 <w:sz w:val="21"/>
                 <w:szCs w:val="21"/>
               </w:rPr>
-              <w:t>Σ(XSG+XSG) = {a+b mod 30 : a,b ∈ XSG}      = {0, 2, 4, 6, 8, 14, 18, 20, 24, 26}</w:t>
+              <w:t>Σ(XSG+XSG) = {a+b mod 30 : a,b ∈ XSG}            = {0, 2, 4, 6, 8, 14, 18, 20, 24, 26}</w:t>
             </w:r>
           </w:p>
           <w:p>
@@ -2376,7 +2560,7 @@
                 <w:sz w:val="21"/>
                 <w:szCs w:val="21"/>
               </w:rPr>
-              <w:t>Σ(SG+XSG)  = {a+b mod 30 : a ∈ SG, b ∈ XSG} = {0, 6, 10, 12, 16, 18, 24, 28}</w:t>
+              <w:t>Σ(SG+XSG)   = {a+b mod 30 : a ∈ SG, b ∈ XSG} = {0, 6, 10, 12, 16, 18, 24, 28}</w:t>
             </w:r>
           </w:p>
           <w:p>
@@ -2426,7 +2610,7 @@
                 <w:sz w:val="21"/>
                 <w:szCs w:val="21"/>
               </w:rPr>
-              <w:t>Exhaustive computation: SG has only 3 elements; XSG has 5. Distinct sums mod 30 are bounded by C(4,2)=6 and C(6,2)=15 respectively. Direct verification line by line (see table below). ■</w:t>
+              <w:t>Exhaustive computation: SG has only 3 elements; XSG has 5. Distinct sums mod 30 are bounded by C(4,2)=6 and C(6,2)=15 respectively. Direct verification line by line (see table below).</w:t>
             </w:r>
           </w:p>
         </w:tc>
@@ -2440,6 +2624,9 @@
       </w:pPr>
       <w:r>
         <w:rPr/>
+      </w:r>
+      <w:r>
+        <w:br w:type="page"/>
       </w:r>
     </w:p>
     <w:tbl>
@@ -2456,16 +2643,16 @@
         </w:tblCellMar>
       </w:tblPr>
       <w:tblGrid>
-        <w:gridCol w:w="1123"/>
-        <w:gridCol w:w="5335"/>
-        <w:gridCol w:w="1686"/>
-        <w:gridCol w:w="1215"/>
+        <w:gridCol w:w="1410"/>
+        <w:gridCol w:w="5048"/>
+        <w:gridCol w:w="1688"/>
+        <w:gridCol w:w="1213"/>
       </w:tblGrid>
       <w:tr>
         <w:trPr/>
         <w:tc>
           <w:tcPr>
-            <w:tcW w:w="1123" w:type="dxa"/>
+            <w:tcW w:w="1410" w:type="dxa"/>
             <w:tcBorders>
               <w:top w:val="single" w:sz="2" w:space="0" w:color="1F4E79"/>
               <w:left w:val="single" w:sz="2" w:space="0" w:color="1F4E79"/>
@@ -2478,6 +2665,8 @@
           <w:p>
             <w:pPr>
               <w:pStyle w:val="Normal"/>
+              <w:pageBreakBefore/>
+              <w:spacing w:before="0" w:after="0"/>
               <w:jc w:val="center"/>
               <w:rPr/>
             </w:pPr>
@@ -2496,7 +2685,7 @@
         </w:tc>
         <w:tc>
           <w:tcPr>
-            <w:tcW w:w="5335" w:type="dxa"/>
+            <w:tcW w:w="5048" w:type="dxa"/>
             <w:tcBorders>
               <w:top w:val="single" w:sz="2" w:space="0" w:color="1F4E79"/>
               <w:left w:val="single" w:sz="2" w:space="0" w:color="1F4E79"/>
@@ -2527,7 +2716,7 @@
         </w:tc>
         <w:tc>
           <w:tcPr>
-            <w:tcW w:w="1686" w:type="dxa"/>
+            <w:tcW w:w="1688" w:type="dxa"/>
             <w:tcBorders>
               <w:top w:val="single" w:sz="2" w:space="0" w:color="1F4E79"/>
               <w:left w:val="single" w:sz="2" w:space="0" w:color="1F4E79"/>
@@ -2558,7 +2747,7 @@
         </w:tc>
         <w:tc>
           <w:tcPr>
-            <w:tcW w:w="1215" w:type="dxa"/>
+            <w:tcW w:w="1213" w:type="dxa"/>
             <w:tcBorders>
               <w:top w:val="single" w:sz="2" w:space="0" w:color="1F4E79"/>
               <w:left w:val="single" w:sz="2" w:space="0" w:color="1F4E79"/>
@@ -2592,7 +2781,7 @@
         <w:trPr/>
         <w:tc>
           <w:tcPr>
-            <w:tcW w:w="1123" w:type="dxa"/>
+            <w:tcW w:w="1410" w:type="dxa"/>
             <w:tcBorders>
               <w:top w:val="single" w:sz="2" w:space="0" w:color="CCCCCC"/>
               <w:left w:val="single" w:sz="2" w:space="0" w:color="CCCCCC"/>
@@ -2622,7 +2811,7 @@
         </w:tc>
         <w:tc>
           <w:tcPr>
-            <w:tcW w:w="5335" w:type="dxa"/>
+            <w:tcW w:w="5048" w:type="dxa"/>
             <w:tcBorders>
               <w:top w:val="single" w:sz="2" w:space="0" w:color="CCCCCC"/>
               <w:left w:val="single" w:sz="2" w:space="0" w:color="CCCCCC"/>
@@ -2652,7 +2841,7 @@
         </w:tc>
         <w:tc>
           <w:tcPr>
-            <w:tcW w:w="1686" w:type="dxa"/>
+            <w:tcW w:w="1688" w:type="dxa"/>
             <w:tcBorders>
               <w:top w:val="single" w:sz="2" w:space="0" w:color="CCCCCC"/>
               <w:left w:val="single" w:sz="2" w:space="0" w:color="CCCCCC"/>
@@ -2682,7 +2871,7 @@
         </w:tc>
         <w:tc>
           <w:tcPr>
-            <w:tcW w:w="1215" w:type="dxa"/>
+            <w:tcW w:w="1213" w:type="dxa"/>
             <w:tcBorders>
               <w:top w:val="single" w:sz="2" w:space="0" w:color="CCCCCC"/>
               <w:left w:val="single" w:sz="2" w:space="0" w:color="CCCCCC"/>
@@ -2715,7 +2904,7 @@
         <w:trPr/>
         <w:tc>
           <w:tcPr>
-            <w:tcW w:w="1123" w:type="dxa"/>
+            <w:tcW w:w="1410" w:type="dxa"/>
             <w:tcBorders>
               <w:top w:val="single" w:sz="2" w:space="0" w:color="CCCCCC"/>
               <w:left w:val="single" w:sz="2" w:space="0" w:color="CCCCCC"/>
@@ -2745,7 +2934,7 @@
         </w:tc>
         <w:tc>
           <w:tcPr>
-            <w:tcW w:w="5335" w:type="dxa"/>
+            <w:tcW w:w="5048" w:type="dxa"/>
             <w:tcBorders>
               <w:top w:val="single" w:sz="2" w:space="0" w:color="CCCCCC"/>
               <w:left w:val="single" w:sz="2" w:space="0" w:color="CCCCCC"/>
@@ -2775,7 +2964,7 @@
         </w:tc>
         <w:tc>
           <w:tcPr>
-            <w:tcW w:w="1686" w:type="dxa"/>
+            <w:tcW w:w="1688" w:type="dxa"/>
             <w:tcBorders>
               <w:top w:val="single" w:sz="2" w:space="0" w:color="CCCCCC"/>
               <w:left w:val="single" w:sz="2" w:space="0" w:color="CCCCCC"/>
@@ -2805,7 +2994,7 @@
         </w:tc>
         <w:tc>
           <w:tcPr>
-            <w:tcW w:w="1215" w:type="dxa"/>
+            <w:tcW w:w="1213" w:type="dxa"/>
             <w:tcBorders>
               <w:top w:val="single" w:sz="2" w:space="0" w:color="CCCCCC"/>
               <w:left w:val="single" w:sz="2" w:space="0" w:color="CCCCCC"/>
@@ -2838,7 +3027,7 @@
         <w:trPr/>
         <w:tc>
           <w:tcPr>
-            <w:tcW w:w="1123" w:type="dxa"/>
+            <w:tcW w:w="1410" w:type="dxa"/>
             <w:tcBorders>
               <w:top w:val="single" w:sz="2" w:space="0" w:color="CCCCCC"/>
               <w:left w:val="single" w:sz="2" w:space="0" w:color="CCCCCC"/>
@@ -2868,7 +3057,7 @@
         </w:tc>
         <w:tc>
           <w:tcPr>
-            <w:tcW w:w="5335" w:type="dxa"/>
+            <w:tcW w:w="5048" w:type="dxa"/>
             <w:tcBorders>
               <w:top w:val="single" w:sz="2" w:space="0" w:color="CCCCCC"/>
               <w:left w:val="single" w:sz="2" w:space="0" w:color="CCCCCC"/>
@@ -2898,7 +3087,7 @@
         </w:tc>
         <w:tc>
           <w:tcPr>
-            <w:tcW w:w="1686" w:type="dxa"/>
+            <w:tcW w:w="1688" w:type="dxa"/>
             <w:tcBorders>
               <w:top w:val="single" w:sz="2" w:space="0" w:color="CCCCCC"/>
               <w:left w:val="single" w:sz="2" w:space="0" w:color="CCCCCC"/>
@@ -2928,7 +3117,7 @@
         </w:tc>
         <w:tc>
           <w:tcPr>
-            <w:tcW w:w="1215" w:type="dxa"/>
+            <w:tcW w:w="1213" w:type="dxa"/>
             <w:tcBorders>
               <w:top w:val="single" w:sz="2" w:space="0" w:color="CCCCCC"/>
               <w:left w:val="single" w:sz="2" w:space="0" w:color="CCCCCC"/>
@@ -3027,16 +3216,16 @@
         </w:tblCellMar>
       </w:tblPr>
       <w:tblGrid>
-        <w:gridCol w:w="1215"/>
+        <w:gridCol w:w="1213"/>
         <w:gridCol w:w="1404"/>
-        <w:gridCol w:w="1125"/>
+        <w:gridCol w:w="1127"/>
         <w:gridCol w:w="5615"/>
       </w:tblGrid>
       <w:tr>
         <w:trPr/>
         <w:tc>
           <w:tcPr>
-            <w:tcW w:w="1215" w:type="dxa"/>
+            <w:tcW w:w="1213" w:type="dxa"/>
             <w:tcBorders>
               <w:top w:val="single" w:sz="2" w:space="0" w:color="1F4E79"/>
               <w:left w:val="single" w:sz="2" w:space="0" w:color="1F4E79"/>
@@ -3098,7 +3287,7 @@
         </w:tc>
         <w:tc>
           <w:tcPr>
-            <w:tcW w:w="1125" w:type="dxa"/>
+            <w:tcW w:w="1127" w:type="dxa"/>
             <w:tcBorders>
               <w:top w:val="single" w:sz="2" w:space="0" w:color="1F4E79"/>
               <w:left w:val="single" w:sz="2" w:space="0" w:color="1F4E79"/>
@@ -3163,7 +3352,7 @@
         <w:trPr/>
         <w:tc>
           <w:tcPr>
-            <w:tcW w:w="1215" w:type="dxa"/>
+            <w:tcW w:w="1213" w:type="dxa"/>
             <w:tcBorders>
               <w:top w:val="single" w:sz="2" w:space="0" w:color="CCCCCC"/>
               <w:left w:val="single" w:sz="2" w:space="0" w:color="CCCCCC"/>
@@ -3223,7 +3412,7 @@
         </w:tc>
         <w:tc>
           <w:tcPr>
-            <w:tcW w:w="1125" w:type="dxa"/>
+            <w:tcW w:w="1127" w:type="dxa"/>
             <w:tcBorders>
               <w:top w:val="single" w:sz="2" w:space="0" w:color="CCCCCC"/>
               <w:left w:val="single" w:sz="2" w:space="0" w:color="CCCCCC"/>
@@ -3286,7 +3475,7 @@
         <w:trPr/>
         <w:tc>
           <w:tcPr>
-            <w:tcW w:w="1215" w:type="dxa"/>
+            <w:tcW w:w="1213" w:type="dxa"/>
             <w:tcBorders>
               <w:top w:val="single" w:sz="2" w:space="0" w:color="B0C4DE"/>
               <w:left w:val="single" w:sz="2" w:space="0" w:color="B0C4DE"/>
@@ -3346,7 +3535,7 @@
         </w:tc>
         <w:tc>
           <w:tcPr>
-            <w:tcW w:w="1125" w:type="dxa"/>
+            <w:tcW w:w="1127" w:type="dxa"/>
             <w:tcBorders>
               <w:top w:val="single" w:sz="2" w:space="0" w:color="B0C4DE"/>
               <w:left w:val="single" w:sz="2" w:space="0" w:color="B0C4DE"/>
@@ -3409,7 +3598,7 @@
         <w:trPr/>
         <w:tc>
           <w:tcPr>
-            <w:tcW w:w="1215" w:type="dxa"/>
+            <w:tcW w:w="1213" w:type="dxa"/>
             <w:tcBorders>
               <w:top w:val="single" w:sz="2" w:space="0" w:color="CCCCCC"/>
               <w:left w:val="single" w:sz="2" w:space="0" w:color="CCCCCC"/>
@@ -3469,7 +3658,7 @@
         </w:tc>
         <w:tc>
           <w:tcPr>
-            <w:tcW w:w="1125" w:type="dxa"/>
+            <w:tcW w:w="1127" w:type="dxa"/>
             <w:tcBorders>
               <w:top w:val="single" w:sz="2" w:space="0" w:color="CCCCCC"/>
               <w:left w:val="single" w:sz="2" w:space="0" w:color="CCCCCC"/>
@@ -3532,7 +3721,7 @@
         <w:trPr/>
         <w:tc>
           <w:tcPr>
-            <w:tcW w:w="1215" w:type="dxa"/>
+            <w:tcW w:w="1213" w:type="dxa"/>
             <w:tcBorders>
               <w:top w:val="single" w:sz="2" w:space="0" w:color="CCCCCC"/>
               <w:left w:val="single" w:sz="2" w:space="0" w:color="CCCCCC"/>
@@ -3592,7 +3781,7 @@
         </w:tc>
         <w:tc>
           <w:tcPr>
-            <w:tcW w:w="1125" w:type="dxa"/>
+            <w:tcW w:w="1127" w:type="dxa"/>
             <w:tcBorders>
               <w:top w:val="single" w:sz="2" w:space="0" w:color="CCCCCC"/>
               <w:left w:val="single" w:sz="2" w:space="0" w:color="CCCCCC"/>
@@ -3655,7 +3844,7 @@
         <w:trPr/>
         <w:tc>
           <w:tcPr>
-            <w:tcW w:w="1215" w:type="dxa"/>
+            <w:tcW w:w="1213" w:type="dxa"/>
             <w:tcBorders>
               <w:top w:val="single" w:sz="2" w:space="0" w:color="B0C4DE"/>
               <w:left w:val="single" w:sz="2" w:space="0" w:color="B0C4DE"/>
@@ -3715,7 +3904,7 @@
         </w:tc>
         <w:tc>
           <w:tcPr>
-            <w:tcW w:w="1125" w:type="dxa"/>
+            <w:tcW w:w="1127" w:type="dxa"/>
             <w:tcBorders>
               <w:top w:val="single" w:sz="2" w:space="0" w:color="B0C4DE"/>
               <w:left w:val="single" w:sz="2" w:space="0" w:color="B0C4DE"/>
@@ -3778,7 +3967,7 @@
         <w:trPr/>
         <w:tc>
           <w:tcPr>
-            <w:tcW w:w="1215" w:type="dxa"/>
+            <w:tcW w:w="1213" w:type="dxa"/>
             <w:tcBorders>
               <w:top w:val="single" w:sz="2" w:space="0" w:color="CCCCCC"/>
               <w:left w:val="single" w:sz="2" w:space="0" w:color="CCCCCC"/>
@@ -3838,7 +4027,7 @@
         </w:tc>
         <w:tc>
           <w:tcPr>
-            <w:tcW w:w="1125" w:type="dxa"/>
+            <w:tcW w:w="1127" w:type="dxa"/>
             <w:tcBorders>
               <w:top w:val="single" w:sz="2" w:space="0" w:color="CCCCCC"/>
               <w:left w:val="single" w:sz="2" w:space="0" w:color="CCCCCC"/>
@@ -3901,7 +4090,7 @@
         <w:trPr/>
         <w:tc>
           <w:tcPr>
-            <w:tcW w:w="1215" w:type="dxa"/>
+            <w:tcW w:w="1213" w:type="dxa"/>
             <w:tcBorders>
               <w:top w:val="single" w:sz="2" w:space="0" w:color="B0C4DE"/>
               <w:left w:val="single" w:sz="2" w:space="0" w:color="B0C4DE"/>
@@ -3961,7 +4150,7 @@
         </w:tc>
         <w:tc>
           <w:tcPr>
-            <w:tcW w:w="1125" w:type="dxa"/>
+            <w:tcW w:w="1127" w:type="dxa"/>
             <w:tcBorders>
               <w:top w:val="single" w:sz="2" w:space="0" w:color="B0C4DE"/>
               <w:left w:val="single" w:sz="2" w:space="0" w:color="B0C4DE"/>
@@ -4024,7 +4213,7 @@
         <w:trPr/>
         <w:tc>
           <w:tcPr>
-            <w:tcW w:w="1215" w:type="dxa"/>
+            <w:tcW w:w="1213" w:type="dxa"/>
             <w:tcBorders>
               <w:top w:val="single" w:sz="2" w:space="0" w:color="B0C4DE"/>
               <w:left w:val="single" w:sz="2" w:space="0" w:color="B0C4DE"/>
@@ -4084,7 +4273,7 @@
         </w:tc>
         <w:tc>
           <w:tcPr>
-            <w:tcW w:w="1125" w:type="dxa"/>
+            <w:tcW w:w="1127" w:type="dxa"/>
             <w:tcBorders>
               <w:top w:val="single" w:sz="2" w:space="0" w:color="B0C4DE"/>
               <w:left w:val="single" w:sz="2" w:space="0" w:color="B0C4DE"/>
@@ -4147,7 +4336,7 @@
         <w:trPr/>
         <w:tc>
           <w:tcPr>
-            <w:tcW w:w="1215" w:type="dxa"/>
+            <w:tcW w:w="1213" w:type="dxa"/>
             <w:tcBorders>
               <w:top w:val="single" w:sz="2" w:space="0" w:color="CCCCCC"/>
               <w:left w:val="single" w:sz="2" w:space="0" w:color="CCCCCC"/>
@@ -4207,7 +4396,7 @@
         </w:tc>
         <w:tc>
           <w:tcPr>
-            <w:tcW w:w="1125" w:type="dxa"/>
+            <w:tcW w:w="1127" w:type="dxa"/>
             <w:tcBorders>
               <w:top w:val="single" w:sz="2" w:space="0" w:color="CCCCCC"/>
               <w:left w:val="single" w:sz="2" w:space="0" w:color="CCCCCC"/>
@@ -4270,7 +4459,7 @@
         <w:trPr/>
         <w:tc>
           <w:tcPr>
-            <w:tcW w:w="1215" w:type="dxa"/>
+            <w:tcW w:w="1213" w:type="dxa"/>
             <w:tcBorders>
               <w:top w:val="single" w:sz="2" w:space="0" w:color="CCCCCC"/>
               <w:left w:val="single" w:sz="2" w:space="0" w:color="CCCCCC"/>
@@ -4330,7 +4519,7 @@
         </w:tc>
         <w:tc>
           <w:tcPr>
-            <w:tcW w:w="1125" w:type="dxa"/>
+            <w:tcW w:w="1127" w:type="dxa"/>
             <w:tcBorders>
               <w:top w:val="single" w:sz="2" w:space="0" w:color="CCCCCC"/>
               <w:left w:val="single" w:sz="2" w:space="0" w:color="CCCCCC"/>
@@ -4393,7 +4582,7 @@
         <w:trPr/>
         <w:tc>
           <w:tcPr>
-            <w:tcW w:w="1215" w:type="dxa"/>
+            <w:tcW w:w="1213" w:type="dxa"/>
             <w:tcBorders>
               <w:top w:val="single" w:sz="2" w:space="0" w:color="B0C4DE"/>
               <w:left w:val="single" w:sz="2" w:space="0" w:color="B0C4DE"/>
@@ -4453,7 +4642,7 @@
         </w:tc>
         <w:tc>
           <w:tcPr>
-            <w:tcW w:w="1125" w:type="dxa"/>
+            <w:tcW w:w="1127" w:type="dxa"/>
             <w:tcBorders>
               <w:top w:val="single" w:sz="2" w:space="0" w:color="B0C4DE"/>
               <w:left w:val="single" w:sz="2" w:space="0" w:color="B0C4DE"/>
@@ -4516,7 +4705,7 @@
         <w:trPr/>
         <w:tc>
           <w:tcPr>
-            <w:tcW w:w="1215" w:type="dxa"/>
+            <w:tcW w:w="1213" w:type="dxa"/>
             <w:tcBorders>
               <w:top w:val="single" w:sz="2" w:space="0" w:color="B0C4DE"/>
               <w:left w:val="single" w:sz="2" w:space="0" w:color="B0C4DE"/>
@@ -4576,7 +4765,7 @@
         </w:tc>
         <w:tc>
           <w:tcPr>
-            <w:tcW w:w="1125" w:type="dxa"/>
+            <w:tcW w:w="1127" w:type="dxa"/>
             <w:tcBorders>
               <w:top w:val="single" w:sz="2" w:space="0" w:color="B0C4DE"/>
               <w:left w:val="single" w:sz="2" w:space="0" w:color="B0C4DE"/>
@@ -4639,7 +4828,7 @@
         <w:trPr/>
         <w:tc>
           <w:tcPr>
-            <w:tcW w:w="1215" w:type="dxa"/>
+            <w:tcW w:w="1213" w:type="dxa"/>
             <w:tcBorders>
               <w:top w:val="single" w:sz="2" w:space="0" w:color="CCCCCC"/>
               <w:left w:val="single" w:sz="2" w:space="0" w:color="CCCCCC"/>
@@ -4699,7 +4888,7 @@
         </w:tc>
         <w:tc>
           <w:tcPr>
-            <w:tcW w:w="1125" w:type="dxa"/>
+            <w:tcW w:w="1127" w:type="dxa"/>
             <w:tcBorders>
               <w:top w:val="single" w:sz="2" w:space="0" w:color="CCCCCC"/>
               <w:left w:val="single" w:sz="2" w:space="0" w:color="CCCCCC"/>
@@ -4762,7 +4951,7 @@
         <w:trPr/>
         <w:tc>
           <w:tcPr>
-            <w:tcW w:w="1215" w:type="dxa"/>
+            <w:tcW w:w="1213" w:type="dxa"/>
             <w:tcBorders>
               <w:top w:val="single" w:sz="2" w:space="0" w:color="B0C4DE"/>
               <w:left w:val="single" w:sz="2" w:space="0" w:color="B0C4DE"/>
@@ -4822,7 +5011,7 @@
         </w:tc>
         <w:tc>
           <w:tcPr>
-            <w:tcW w:w="1125" w:type="dxa"/>
+            <w:tcW w:w="1127" w:type="dxa"/>
             <w:tcBorders>
               <w:top w:val="single" w:sz="2" w:space="0" w:color="B0C4DE"/>
               <w:left w:val="single" w:sz="2" w:space="0" w:color="B0C4DE"/>
@@ -4885,7 +5074,7 @@
         <w:trPr/>
         <w:tc>
           <w:tcPr>
-            <w:tcW w:w="1215" w:type="dxa"/>
+            <w:tcW w:w="1213" w:type="dxa"/>
             <w:tcBorders>
               <w:top w:val="single" w:sz="2" w:space="0" w:color="CCCCCC"/>
               <w:left w:val="single" w:sz="2" w:space="0" w:color="CCCCCC"/>
@@ -4945,7 +5134,7 @@
         </w:tc>
         <w:tc>
           <w:tcPr>
-            <w:tcW w:w="1125" w:type="dxa"/>
+            <w:tcW w:w="1127" w:type="dxa"/>
             <w:tcBorders>
               <w:top w:val="single" w:sz="2" w:space="0" w:color="CCCCCC"/>
               <w:left w:val="single" w:sz="2" w:space="0" w:color="CCCCCC"/>
@@ -5291,7 +5480,7 @@
                 <w:sz w:val="21"/>
                 <w:szCs w:val="21"/>
               </w:rPr>
-              <w:t>N ≡ 4 is the unique element of Σ(AA) ∩ Σ(CC). The disjunction Σ(AA) ∩ Σ(CC) ∩ Σ(AC) = ∅ guarantees the absence of B. ■</w:t>
+              <w:t>N ≡ 4 is the unique element of Σ(AA) ∩ Σ(CC). The disjunction Σ(AA) ∩ Σ(CC) ∩ Σ(AC) = ∅ guarantees the absence of B.</w:t>
             </w:r>
           </w:p>
           <w:p>
@@ -5881,14 +6070,14 @@
         </w:tblCellMar>
       </w:tblPr>
       <w:tblGrid>
-        <w:gridCol w:w="747"/>
-        <w:gridCol w:w="8612"/>
+        <w:gridCol w:w="745"/>
+        <w:gridCol w:w="8614"/>
       </w:tblGrid>
       <w:tr>
         <w:trPr/>
         <w:tc>
           <w:tcPr>
-            <w:tcW w:w="747" w:type="dxa"/>
+            <w:tcW w:w="745" w:type="dxa"/>
             <w:tcBorders>
               <w:top w:val="single" w:sz="2" w:space="0" w:color="1F4E79"/>
               <w:left w:val="single" w:sz="2" w:space="0" w:color="1F4E79"/>
@@ -5919,7 +6108,7 @@
         </w:tc>
         <w:tc>
           <w:tcPr>
-            <w:tcW w:w="8612" w:type="dxa"/>
+            <w:tcW w:w="8614" w:type="dxa"/>
             <w:tcBorders>
               <w:top w:val="single" w:sz="2" w:space="0" w:color="1F4E79"/>
               <w:left w:val="single" w:sz="2" w:space="0" w:color="1F4E79"/>
@@ -5953,7 +6142,7 @@
         <w:trPr/>
         <w:tc>
           <w:tcPr>
-            <w:tcW w:w="747" w:type="dxa"/>
+            <w:tcW w:w="745" w:type="dxa"/>
             <w:tcBorders>
               <w:top w:val="single" w:sz="2" w:space="0" w:color="B0C4DE"/>
               <w:left w:val="single" w:sz="2" w:space="0" w:color="B0C4DE"/>
@@ -5983,7 +6172,7 @@
         </w:tc>
         <w:tc>
           <w:tcPr>
-            <w:tcW w:w="8612" w:type="dxa"/>
+            <w:tcW w:w="8614" w:type="dxa"/>
             <w:tcBorders>
               <w:top w:val="single" w:sz="2" w:space="0" w:color="B0C4DE"/>
               <w:left w:val="single" w:sz="2" w:space="0" w:color="B0C4DE"/>
@@ -6016,7 +6205,7 @@
         <w:trPr/>
         <w:tc>
           <w:tcPr>
-            <w:tcW w:w="747" w:type="dxa"/>
+            <w:tcW w:w="745" w:type="dxa"/>
             <w:tcBorders>
               <w:top w:val="single" w:sz="2" w:space="0" w:color="CCCCCC"/>
               <w:left w:val="single" w:sz="2" w:space="0" w:color="CCCCCC"/>
@@ -6046,7 +6235,7 @@
         </w:tc>
         <w:tc>
           <w:tcPr>
-            <w:tcW w:w="8612" w:type="dxa"/>
+            <w:tcW w:w="8614" w:type="dxa"/>
             <w:tcBorders>
               <w:top w:val="single" w:sz="2" w:space="0" w:color="CCCCCC"/>
               <w:left w:val="single" w:sz="2" w:space="0" w:color="CCCCCC"/>
@@ -6079,7 +6268,7 @@
         <w:trPr/>
         <w:tc>
           <w:tcPr>
-            <w:tcW w:w="747" w:type="dxa"/>
+            <w:tcW w:w="745" w:type="dxa"/>
             <w:tcBorders>
               <w:top w:val="single" w:sz="2" w:space="0" w:color="B0C4DE"/>
               <w:left w:val="single" w:sz="2" w:space="0" w:color="B0C4DE"/>
@@ -6109,7 +6298,7 @@
         </w:tc>
         <w:tc>
           <w:tcPr>
-            <w:tcW w:w="8612" w:type="dxa"/>
+            <w:tcW w:w="8614" w:type="dxa"/>
             <w:tcBorders>
               <w:top w:val="single" w:sz="2" w:space="0" w:color="B0C4DE"/>
               <w:left w:val="single" w:sz="2" w:space="0" w:color="B0C4DE"/>
@@ -6142,7 +6331,7 @@
         <w:trPr/>
         <w:tc>
           <w:tcPr>
-            <w:tcW w:w="747" w:type="dxa"/>
+            <w:tcW w:w="745" w:type="dxa"/>
             <w:tcBorders>
               <w:top w:val="single" w:sz="2" w:space="0" w:color="CCCCCC"/>
               <w:left w:val="single" w:sz="2" w:space="0" w:color="CCCCCC"/>
@@ -6172,7 +6361,7 @@
         </w:tc>
         <w:tc>
           <w:tcPr>
-            <w:tcW w:w="8612" w:type="dxa"/>
+            <w:tcW w:w="8614" w:type="dxa"/>
             <w:tcBorders>
               <w:top w:val="single" w:sz="2" w:space="0" w:color="CCCCCC"/>
               <w:left w:val="single" w:sz="2" w:space="0" w:color="CCCCCC"/>
@@ -6205,7 +6394,7 @@
         <w:trPr/>
         <w:tc>
           <w:tcPr>
-            <w:tcW w:w="747" w:type="dxa"/>
+            <w:tcW w:w="745" w:type="dxa"/>
             <w:tcBorders>
               <w:top w:val="single" w:sz="2" w:space="0" w:color="B0C4DE"/>
               <w:left w:val="single" w:sz="2" w:space="0" w:color="B0C4DE"/>
@@ -6235,7 +6424,7 @@
         </w:tc>
         <w:tc>
           <w:tcPr>
-            <w:tcW w:w="8612" w:type="dxa"/>
+            <w:tcW w:w="8614" w:type="dxa"/>
             <w:tcBorders>
               <w:top w:val="single" w:sz="2" w:space="0" w:color="B0C4DE"/>
               <w:left w:val="single" w:sz="2" w:space="0" w:color="B0C4DE"/>
@@ -6268,7 +6457,7 @@
         <w:trPr/>
         <w:tc>
           <w:tcPr>
-            <w:tcW w:w="747" w:type="dxa"/>
+            <w:tcW w:w="745" w:type="dxa"/>
             <w:tcBorders>
               <w:top w:val="single" w:sz="2" w:space="0" w:color="CCCCCC"/>
               <w:left w:val="single" w:sz="2" w:space="0" w:color="CCCCCC"/>
@@ -6298,7 +6487,7 @@
         </w:tc>
         <w:tc>
           <w:tcPr>
-            <w:tcW w:w="8612" w:type="dxa"/>
+            <w:tcW w:w="8614" w:type="dxa"/>
             <w:tcBorders>
               <w:top w:val="single" w:sz="2" w:space="0" w:color="CCCCCC"/>
               <w:left w:val="single" w:sz="2" w:space="0" w:color="CCCCCC"/>
@@ -6331,7 +6520,7 @@
         <w:trPr/>
         <w:tc>
           <w:tcPr>
-            <w:tcW w:w="747" w:type="dxa"/>
+            <w:tcW w:w="745" w:type="dxa"/>
             <w:tcBorders>
               <w:top w:val="single" w:sz="2" w:space="0" w:color="B0C4DE"/>
               <w:left w:val="single" w:sz="2" w:space="0" w:color="B0C4DE"/>
@@ -6361,7 +6550,7 @@
         </w:tc>
         <w:tc>
           <w:tcPr>
-            <w:tcW w:w="8612" w:type="dxa"/>
+            <w:tcW w:w="8614" w:type="dxa"/>
             <w:tcBorders>
               <w:top w:val="single" w:sz="2" w:space="0" w:color="B0C4DE"/>
               <w:left w:val="single" w:sz="2" w:space="0" w:color="B0C4DE"/>
@@ -6394,7 +6583,7 @@
         <w:trPr/>
         <w:tc>
           <w:tcPr>
-            <w:tcW w:w="747" w:type="dxa"/>
+            <w:tcW w:w="745" w:type="dxa"/>
             <w:tcBorders>
               <w:top w:val="single" w:sz="2" w:space="0" w:color="CCCCCC"/>
               <w:left w:val="single" w:sz="2" w:space="0" w:color="CCCCCC"/>
@@ -6424,7 +6613,7 @@
         </w:tc>
         <w:tc>
           <w:tcPr>
-            <w:tcW w:w="8612" w:type="dxa"/>
+            <w:tcW w:w="8614" w:type="dxa"/>
             <w:tcBorders>
               <w:top w:val="single" w:sz="2" w:space="0" w:color="CCCCCC"/>
               <w:left w:val="single" w:sz="2" w:space="0" w:color="CCCCCC"/>
@@ -6457,7 +6646,7 @@
         <w:trPr/>
         <w:tc>
           <w:tcPr>
-            <w:tcW w:w="747" w:type="dxa"/>
+            <w:tcW w:w="745" w:type="dxa"/>
             <w:tcBorders>
               <w:top w:val="single" w:sz="2" w:space="0" w:color="B0C4DE"/>
               <w:left w:val="single" w:sz="2" w:space="0" w:color="B0C4DE"/>
@@ -6487,7 +6676,7 @@
         </w:tc>
         <w:tc>
           <w:tcPr>
-            <w:tcW w:w="8612" w:type="dxa"/>
+            <w:tcW w:w="8614" w:type="dxa"/>
             <w:tcBorders>
               <w:top w:val="single" w:sz="2" w:space="0" w:color="B0C4DE"/>
               <w:left w:val="single" w:sz="2" w:space="0" w:color="B0C4DE"/>
@@ -6520,7 +6709,7 @@
         <w:trPr/>
         <w:tc>
           <w:tcPr>
-            <w:tcW w:w="747" w:type="dxa"/>
+            <w:tcW w:w="745" w:type="dxa"/>
             <w:tcBorders>
               <w:top w:val="single" w:sz="2" w:space="0" w:color="CCCCCC"/>
               <w:left w:val="single" w:sz="2" w:space="0" w:color="CCCCCC"/>
@@ -6550,7 +6739,7 @@
         </w:tc>
         <w:tc>
           <w:tcPr>
-            <w:tcW w:w="8612" w:type="dxa"/>
+            <w:tcW w:w="8614" w:type="dxa"/>
             <w:tcBorders>
               <w:top w:val="single" w:sz="2" w:space="0" w:color="CCCCCC"/>
               <w:left w:val="single" w:sz="2" w:space="0" w:color="CCCCCC"/>
@@ -6574,7 +6763,7 @@
                 <w:sz w:val="20"/>
                 <w:szCs w:val="20"/>
               </w:rPr>
-              <w:t>Σ(AA)∩Σ(CC)∩Σ(AC) = ∅ (direct inspection of L.7–L.9). The table N mod 30 → active types is deterministic and proven by finite enumeration. ■</w:t>
+              <w:t>Σ(AA)∩Σ(CC)∩Σ(AC) = ∅ (direct inspection of L.7–L.9). The table N mod 30 → active types is deterministic and proven by finite enumeration.</w:t>
             </w:r>
           </w:p>
         </w:tc>
@@ -6693,115 +6882,6 @@
           <w:szCs w:val="22"/>
         </w:rPr>
         <w:t>The theorem stratifies the Goldbach conjecture into 15 sub-conjectures according to N mod 30. For the 7 pure classes:</w:t>
-      </w:r>
-    </w:p>
-    <w:p>
-      <w:pPr>
-        <w:pStyle w:val="ListParagraph"/>
-        <w:numPr>
-          <w:ilvl w:val="0"/>
-          <w:numId w:val="4"/>
-        </w:numPr>
-        <w:spacing w:before="60" w:after="40"/>
-        <w:rPr/>
-      </w:pPr>
-      <w:r>
-        <w:rPr>
-          <w:rFonts w:eastAsia="Arial" w:cs="Arial"/>
-          <w:sz w:val="22"/>
-          <w:szCs w:val="22"/>
-        </w:rPr>
-        <w:t>N ≡ 22 mod 30: Goldbach ⟺ existence of two SG primes whose residues sum to 22 mod 30.</w:t>
-      </w:r>
-    </w:p>
-    <w:p>
-      <w:pPr>
-        <w:pStyle w:val="ListParagraph"/>
-        <w:numPr>
-          <w:ilvl w:val="0"/>
-          <w:numId w:val="5"/>
-        </w:numPr>
-        <w:spacing w:before="40" w:after="40"/>
-        <w:rPr/>
-      </w:pPr>
-      <w:r>
-        <w:rPr>
-          <w:rFonts w:eastAsia="Arial" w:cs="Arial"/>
-          <w:sz w:val="22"/>
-          <w:szCs w:val="22"/>
-        </w:rPr>
-        <w:t>N ≡ 12 mod 30: Goldbach ⟺ existence of an SG+XSG pair.</w:t>
-      </w:r>
-    </w:p>
-    <w:p>
-      <w:pPr>
-        <w:pStyle w:val="ListParagraph"/>
-        <w:numPr>
-          <w:ilvl w:val="0"/>
-          <w:numId w:val="6"/>
-        </w:numPr>
-        <w:spacing w:before="40" w:after="80"/>
-        <w:rPr/>
-      </w:pPr>
-      <w:r>
-        <w:rPr>
-          <w:rFonts w:eastAsia="Arial" w:cs="Arial"/>
-          <w:sz w:val="22"/>
-          <w:szCs w:val="22"/>
-        </w:rPr>
-        <w:t>N ≡ 2, 8, 14, 20, 26 mod 30: Goldbach ⟺ existence of two XSG primes.</w:t>
-      </w:r>
-    </w:p>
-    <w:p>
-      <w:pPr>
-        <w:pStyle w:val="Normal"/>
-        <w:spacing w:before="120" w:after="120"/>
-        <w:rPr/>
-      </w:pPr>
-      <w:r>
-        <w:rPr>
-          <w:rFonts w:eastAsia="Arial" w:cs="Arial"/>
-          <w:b w:val="false"/>
-          <w:bCs w:val="false"/>
-          <w:sz w:val="22"/>
-          <w:szCs w:val="22"/>
-        </w:rPr>
-        <w:t>These formulations are equivalent to Goldbach on their respective classes, not consequences of it.</w:t>
-      </w:r>
-    </w:p>
-    <w:p>
-      <w:pPr>
-        <w:pStyle w:val="Heading2"/>
-        <w:spacing w:before="240" w:after="120"/>
-        <w:rPr/>
-      </w:pPr>
-      <w:r>
-        <w:rPr>
-          <w:rFonts w:eastAsia="Arial" w:cs="Arial" w:ascii="Arial" w:hAnsi="Arial"/>
-          <w:b/>
-          <w:bCs/>
-          <w:color w:val="2E75B6"/>
-          <w:sz w:val="26"/>
-          <w:szCs w:val="26"/>
-        </w:rPr>
-        <w:t>6.3 The Universal Ratio 4 as a Structural Corollary</w:t>
-      </w:r>
-    </w:p>
-    <w:p>
-      <w:pPr>
-        <w:pStyle w:val="Normal"/>
-        <w:spacing w:before="120" w:after="120"/>
-        <w:rPr/>
-      </w:pPr>
-      <w:r>
-        <w:rPr>
-          <w:rFonts w:eastAsia="Arial" w:cs="Arial"/>
-          <w:b w:val="false"/>
-          <w:bCs w:val="false"/>
-          <w:sz w:val="22"/>
-          <w:szCs w:val="22"/>
-        </w:rPr>
-        <w:t>The ratio result (Corollary 3) is not an independent observation — it is a direct consequence of the partition structure of (ℤ/30ℤ)★. The factor 4 decomposes as:</w:t>
       </w:r>
     </w:p>
     <w:p>
@@ -6820,7 +6900,7 @@
           <w:sz w:val="22"/>
           <w:szCs w:val="22"/>
         </w:rPr>
-        <w:t>×2 orientation: asymmetric tunnels (a,b) and (b,a) are two distinct objects; the symmetric tunnel (a,a) is one.</w:t>
+        <w:t>N ≡ 22 mod 30: Goldbach ⟺ existence of two SG primes whose residues sum to 22 mod 30.</w:t>
       </w:r>
     </w:p>
     <w:p>
@@ -6829,6 +6909,115 @@
         <w:numPr>
           <w:ilvl w:val="0"/>
           <w:numId w:val="8"/>
+        </w:numPr>
+        <w:spacing w:before="40" w:after="40"/>
+        <w:rPr/>
+      </w:pPr>
+      <w:r>
+        <w:rPr>
+          <w:rFonts w:eastAsia="Arial" w:cs="Arial"/>
+          <w:sz w:val="22"/>
+          <w:szCs w:val="22"/>
+        </w:rPr>
+        <w:t>N ≡ 12 mod 30: Goldbach ⟺ existence of an SG+XSG pair.</w:t>
+      </w:r>
+    </w:p>
+    <w:p>
+      <w:pPr>
+        <w:pStyle w:val="ListParagraph"/>
+        <w:numPr>
+          <w:ilvl w:val="0"/>
+          <w:numId w:val="9"/>
+        </w:numPr>
+        <w:spacing w:before="40" w:after="80"/>
+        <w:rPr/>
+      </w:pPr>
+      <w:r>
+        <w:rPr>
+          <w:rFonts w:eastAsia="Arial" w:cs="Arial"/>
+          <w:sz w:val="22"/>
+          <w:szCs w:val="22"/>
+        </w:rPr>
+        <w:t>N ≡ 2, 8, 14, 20, 26 mod 30: Goldbach ⟺ existence of two XSG primes.</w:t>
+      </w:r>
+    </w:p>
+    <w:p>
+      <w:pPr>
+        <w:pStyle w:val="Normal"/>
+        <w:spacing w:before="120" w:after="120"/>
+        <w:rPr/>
+      </w:pPr>
+      <w:r>
+        <w:rPr>
+          <w:rFonts w:eastAsia="Arial" w:cs="Arial"/>
+          <w:b w:val="false"/>
+          <w:bCs w:val="false"/>
+          <w:sz w:val="22"/>
+          <w:szCs w:val="22"/>
+        </w:rPr>
+        <w:t>These formulations are equivalent to Goldbach on their respective classes, not consequences of it.</w:t>
+      </w:r>
+    </w:p>
+    <w:p>
+      <w:pPr>
+        <w:pStyle w:val="Heading2"/>
+        <w:spacing w:before="240" w:after="120"/>
+        <w:rPr/>
+      </w:pPr>
+      <w:r>
+        <w:rPr>
+          <w:rFonts w:eastAsia="Arial" w:cs="Arial" w:ascii="Arial" w:hAnsi="Arial"/>
+          <w:b/>
+          <w:bCs/>
+          <w:color w:val="2E75B6"/>
+          <w:sz w:val="26"/>
+          <w:szCs w:val="26"/>
+        </w:rPr>
+        <w:t>6.3 The Universal Ratio 4 as a Structural Corollary</w:t>
+      </w:r>
+    </w:p>
+    <w:p>
+      <w:pPr>
+        <w:pStyle w:val="Normal"/>
+        <w:spacing w:before="120" w:after="120"/>
+        <w:rPr/>
+      </w:pPr>
+      <w:r>
+        <w:rPr>
+          <w:rFonts w:eastAsia="Arial" w:cs="Arial"/>
+          <w:b w:val="false"/>
+          <w:bCs w:val="false"/>
+          <w:sz w:val="22"/>
+          <w:szCs w:val="22"/>
+        </w:rPr>
+        <w:t>The ratio result (Corollary 3) is not an independent observation — it is a direct consequence of the partition structure of (ℤ/30ℤ)★. The factor 4 decomposes as:</w:t>
+      </w:r>
+    </w:p>
+    <w:p>
+      <w:pPr>
+        <w:pStyle w:val="ListParagraph"/>
+        <w:numPr>
+          <w:ilvl w:val="0"/>
+          <w:numId w:val="10"/>
+        </w:numPr>
+        <w:spacing w:before="60" w:after="40"/>
+        <w:rPr/>
+      </w:pPr>
+      <w:r>
+        <w:rPr>
+          <w:rFonts w:eastAsia="Arial" w:cs="Arial"/>
+          <w:sz w:val="22"/>
+          <w:szCs w:val="22"/>
+        </w:rPr>
+        <w:t>×2 orientation: asymmetric tunnels (a,b) and (b,a) are two distinct objects; the symmetric tunnel (a,a) is one.</w:t>
+      </w:r>
+    </w:p>
+    <w:p>
+      <w:pPr>
+        <w:pStyle w:val="ListParagraph"/>
+        <w:numPr>
+          <w:ilvl w:val="0"/>
+          <w:numId w:val="11"/>
         </w:numPr>
         <w:spacing w:before="40" w:after="80"/>
         <w:rPr/>
@@ -7219,6 +7408,375 @@
   <w:abstractNum w:abstractNumId="3">
     <w:lvl w:ilvl="0">
       <w:start w:val="1"/>
+      <w:numFmt w:val="bullet"/>
+      <w:lvlText w:val="•"/>
+      <w:lvlJc w:val="left"/>
+      <w:pPr>
+        <w:tabs>
+          <w:tab w:val="num" w:pos="0"/>
+        </w:tabs>
+        <w:ind w:left="720" w:hanging="360"/>
+      </w:pPr>
+      <w:rPr>
+        <w:rFonts w:ascii="Arial" w:hAnsi="Arial" w:cs="Arial" w:hint="default"/>
+        <w:sz w:val="22"/>
+        <w:szCs w:val="22"/>
+      </w:rPr>
+    </w:lvl>
+    <w:lvl w:ilvl="1">
+      <w:start w:val="1"/>
+      <w:numFmt w:val="decimal"/>
+      <w:lvlText w:val="%2."/>
+      <w:lvlJc w:val="left"/>
+      <w:pPr>
+        <w:tabs>
+          <w:tab w:val="num" w:pos="1080"/>
+        </w:tabs>
+        <w:ind w:left="1080" w:hanging="360"/>
+      </w:pPr>
+      <w:rPr/>
+    </w:lvl>
+    <w:lvl w:ilvl="2">
+      <w:start w:val="1"/>
+      <w:numFmt w:val="decimal"/>
+      <w:lvlText w:val="%3."/>
+      <w:lvlJc w:val="left"/>
+      <w:pPr>
+        <w:tabs>
+          <w:tab w:val="num" w:pos="1440"/>
+        </w:tabs>
+        <w:ind w:left="1440" w:hanging="360"/>
+      </w:pPr>
+      <w:rPr/>
+    </w:lvl>
+    <w:lvl w:ilvl="3">
+      <w:start w:val="1"/>
+      <w:numFmt w:val="decimal"/>
+      <w:lvlText w:val="%4."/>
+      <w:lvlJc w:val="left"/>
+      <w:pPr>
+        <w:tabs>
+          <w:tab w:val="num" w:pos="1800"/>
+        </w:tabs>
+        <w:ind w:left="1800" w:hanging="360"/>
+      </w:pPr>
+      <w:rPr/>
+    </w:lvl>
+    <w:lvl w:ilvl="4">
+      <w:start w:val="1"/>
+      <w:numFmt w:val="decimal"/>
+      <w:lvlText w:val="%5."/>
+      <w:lvlJc w:val="left"/>
+      <w:pPr>
+        <w:tabs>
+          <w:tab w:val="num" w:pos="2160"/>
+        </w:tabs>
+        <w:ind w:left="2160" w:hanging="360"/>
+      </w:pPr>
+      <w:rPr/>
+    </w:lvl>
+    <w:lvl w:ilvl="5">
+      <w:start w:val="1"/>
+      <w:numFmt w:val="decimal"/>
+      <w:lvlText w:val="%6."/>
+      <w:lvlJc w:val="left"/>
+      <w:pPr>
+        <w:tabs>
+          <w:tab w:val="num" w:pos="2520"/>
+        </w:tabs>
+        <w:ind w:left="2520" w:hanging="360"/>
+      </w:pPr>
+      <w:rPr/>
+    </w:lvl>
+    <w:lvl w:ilvl="6">
+      <w:start w:val="1"/>
+      <w:numFmt w:val="decimal"/>
+      <w:lvlText w:val="%7."/>
+      <w:lvlJc w:val="left"/>
+      <w:pPr>
+        <w:tabs>
+          <w:tab w:val="num" w:pos="2880"/>
+        </w:tabs>
+        <w:ind w:left="2880" w:hanging="360"/>
+      </w:pPr>
+      <w:rPr/>
+    </w:lvl>
+    <w:lvl w:ilvl="7">
+      <w:start w:val="1"/>
+      <w:numFmt w:val="decimal"/>
+      <w:lvlText w:val="%8."/>
+      <w:lvlJc w:val="left"/>
+      <w:pPr>
+        <w:tabs>
+          <w:tab w:val="num" w:pos="3240"/>
+        </w:tabs>
+        <w:ind w:left="3240" w:hanging="360"/>
+      </w:pPr>
+      <w:rPr/>
+    </w:lvl>
+    <w:lvl w:ilvl="8">
+      <w:start w:val="1"/>
+      <w:numFmt w:val="decimal"/>
+      <w:lvlText w:val="%9."/>
+      <w:lvlJc w:val="left"/>
+      <w:pPr>
+        <w:tabs>
+          <w:tab w:val="num" w:pos="3600"/>
+        </w:tabs>
+        <w:ind w:left="3600" w:hanging="360"/>
+      </w:pPr>
+      <w:rPr/>
+    </w:lvl>
+  </w:abstractNum>
+  <w:abstractNum w:abstractNumId="4">
+    <w:lvl w:ilvl="0">
+      <w:start w:val="1"/>
+      <w:numFmt w:val="bullet"/>
+      <w:lvlText w:val="•"/>
+      <w:lvlJc w:val="left"/>
+      <w:pPr>
+        <w:tabs>
+          <w:tab w:val="num" w:pos="0"/>
+        </w:tabs>
+        <w:ind w:left="720" w:hanging="360"/>
+      </w:pPr>
+      <w:rPr>
+        <w:rFonts w:ascii="Arial" w:hAnsi="Arial" w:cs="Arial" w:hint="default"/>
+        <w:sz w:val="22"/>
+        <w:szCs w:val="22"/>
+      </w:rPr>
+    </w:lvl>
+    <w:lvl w:ilvl="1">
+      <w:start w:val="1"/>
+      <w:numFmt w:val="decimal"/>
+      <w:lvlText w:val="%2."/>
+      <w:lvlJc w:val="left"/>
+      <w:pPr>
+        <w:tabs>
+          <w:tab w:val="num" w:pos="1080"/>
+        </w:tabs>
+        <w:ind w:left="1080" w:hanging="360"/>
+      </w:pPr>
+      <w:rPr/>
+    </w:lvl>
+    <w:lvl w:ilvl="2">
+      <w:start w:val="1"/>
+      <w:numFmt w:val="decimal"/>
+      <w:lvlText w:val="%3."/>
+      <w:lvlJc w:val="left"/>
+      <w:pPr>
+        <w:tabs>
+          <w:tab w:val="num" w:pos="1440"/>
+        </w:tabs>
+        <w:ind w:left="1440" w:hanging="360"/>
+      </w:pPr>
+      <w:rPr/>
+    </w:lvl>
+    <w:lvl w:ilvl="3">
+      <w:start w:val="1"/>
+      <w:numFmt w:val="decimal"/>
+      <w:lvlText w:val="%4."/>
+      <w:lvlJc w:val="left"/>
+      <w:pPr>
+        <w:tabs>
+          <w:tab w:val="num" w:pos="1800"/>
+        </w:tabs>
+        <w:ind w:left="1800" w:hanging="360"/>
+      </w:pPr>
+      <w:rPr/>
+    </w:lvl>
+    <w:lvl w:ilvl="4">
+      <w:start w:val="1"/>
+      <w:numFmt w:val="decimal"/>
+      <w:lvlText w:val="%5."/>
+      <w:lvlJc w:val="left"/>
+      <w:pPr>
+        <w:tabs>
+          <w:tab w:val="num" w:pos="2160"/>
+        </w:tabs>
+        <w:ind w:left="2160" w:hanging="360"/>
+      </w:pPr>
+      <w:rPr/>
+    </w:lvl>
+    <w:lvl w:ilvl="5">
+      <w:start w:val="1"/>
+      <w:numFmt w:val="decimal"/>
+      <w:lvlText w:val="%6."/>
+      <w:lvlJc w:val="left"/>
+      <w:pPr>
+        <w:tabs>
+          <w:tab w:val="num" w:pos="2520"/>
+        </w:tabs>
+        <w:ind w:left="2520" w:hanging="360"/>
+      </w:pPr>
+      <w:rPr/>
+    </w:lvl>
+    <w:lvl w:ilvl="6">
+      <w:start w:val="1"/>
+      <w:numFmt w:val="decimal"/>
+      <w:lvlText w:val="%7."/>
+      <w:lvlJc w:val="left"/>
+      <w:pPr>
+        <w:tabs>
+          <w:tab w:val="num" w:pos="2880"/>
+        </w:tabs>
+        <w:ind w:left="2880" w:hanging="360"/>
+      </w:pPr>
+      <w:rPr/>
+    </w:lvl>
+    <w:lvl w:ilvl="7">
+      <w:start w:val="1"/>
+      <w:numFmt w:val="decimal"/>
+      <w:lvlText w:val="%8."/>
+      <w:lvlJc w:val="left"/>
+      <w:pPr>
+        <w:tabs>
+          <w:tab w:val="num" w:pos="3240"/>
+        </w:tabs>
+        <w:ind w:left="3240" w:hanging="360"/>
+      </w:pPr>
+      <w:rPr/>
+    </w:lvl>
+    <w:lvl w:ilvl="8">
+      <w:start w:val="1"/>
+      <w:numFmt w:val="decimal"/>
+      <w:lvlText w:val="%9."/>
+      <w:lvlJc w:val="left"/>
+      <w:pPr>
+        <w:tabs>
+          <w:tab w:val="num" w:pos="3600"/>
+        </w:tabs>
+        <w:ind w:left="3600" w:hanging="360"/>
+      </w:pPr>
+      <w:rPr/>
+    </w:lvl>
+  </w:abstractNum>
+  <w:abstractNum w:abstractNumId="5">
+    <w:lvl w:ilvl="0">
+      <w:start w:val="1"/>
+      <w:numFmt w:val="bullet"/>
+      <w:lvlText w:val="•"/>
+      <w:lvlJc w:val="left"/>
+      <w:pPr>
+        <w:tabs>
+          <w:tab w:val="num" w:pos="0"/>
+        </w:tabs>
+        <w:ind w:left="720" w:hanging="360"/>
+      </w:pPr>
+      <w:rPr>
+        <w:rFonts w:ascii="Arial" w:hAnsi="Arial" w:cs="Arial" w:hint="default"/>
+        <w:sz w:val="22"/>
+        <w:szCs w:val="22"/>
+      </w:rPr>
+    </w:lvl>
+    <w:lvl w:ilvl="1">
+      <w:start w:val="1"/>
+      <w:numFmt w:val="decimal"/>
+      <w:lvlText w:val="%2."/>
+      <w:lvlJc w:val="left"/>
+      <w:pPr>
+        <w:tabs>
+          <w:tab w:val="num" w:pos="1080"/>
+        </w:tabs>
+        <w:ind w:left="1080" w:hanging="360"/>
+      </w:pPr>
+      <w:rPr/>
+    </w:lvl>
+    <w:lvl w:ilvl="2">
+      <w:start w:val="1"/>
+      <w:numFmt w:val="decimal"/>
+      <w:lvlText w:val="%3."/>
+      <w:lvlJc w:val="left"/>
+      <w:pPr>
+        <w:tabs>
+          <w:tab w:val="num" w:pos="1440"/>
+        </w:tabs>
+        <w:ind w:left="1440" w:hanging="360"/>
+      </w:pPr>
+      <w:rPr/>
+    </w:lvl>
+    <w:lvl w:ilvl="3">
+      <w:start w:val="1"/>
+      <w:numFmt w:val="decimal"/>
+      <w:lvlText w:val="%4."/>
+      <w:lvlJc w:val="left"/>
+      <w:pPr>
+        <w:tabs>
+          <w:tab w:val="num" w:pos="1800"/>
+        </w:tabs>
+        <w:ind w:left="1800" w:hanging="360"/>
+      </w:pPr>
+      <w:rPr/>
+    </w:lvl>
+    <w:lvl w:ilvl="4">
+      <w:start w:val="1"/>
+      <w:numFmt w:val="decimal"/>
+      <w:lvlText w:val="%5."/>
+      <w:lvlJc w:val="left"/>
+      <w:pPr>
+        <w:tabs>
+          <w:tab w:val="num" w:pos="2160"/>
+        </w:tabs>
+        <w:ind w:left="2160" w:hanging="360"/>
+      </w:pPr>
+      <w:rPr/>
+    </w:lvl>
+    <w:lvl w:ilvl="5">
+      <w:start w:val="1"/>
+      <w:numFmt w:val="decimal"/>
+      <w:lvlText w:val="%6."/>
+      <w:lvlJc w:val="left"/>
+      <w:pPr>
+        <w:tabs>
+          <w:tab w:val="num" w:pos="2520"/>
+        </w:tabs>
+        <w:ind w:left="2520" w:hanging="360"/>
+      </w:pPr>
+      <w:rPr/>
+    </w:lvl>
+    <w:lvl w:ilvl="6">
+      <w:start w:val="1"/>
+      <w:numFmt w:val="decimal"/>
+      <w:lvlText w:val="%7."/>
+      <w:lvlJc w:val="left"/>
+      <w:pPr>
+        <w:tabs>
+          <w:tab w:val="num" w:pos="2880"/>
+        </w:tabs>
+        <w:ind w:left="2880" w:hanging="360"/>
+      </w:pPr>
+      <w:rPr/>
+    </w:lvl>
+    <w:lvl w:ilvl="7">
+      <w:start w:val="1"/>
+      <w:numFmt w:val="decimal"/>
+      <w:lvlText w:val="%8."/>
+      <w:lvlJc w:val="left"/>
+      <w:pPr>
+        <w:tabs>
+          <w:tab w:val="num" w:pos="3240"/>
+        </w:tabs>
+        <w:ind w:left="3240" w:hanging="360"/>
+      </w:pPr>
+      <w:rPr/>
+    </w:lvl>
+    <w:lvl w:ilvl="8">
+      <w:start w:val="1"/>
+      <w:numFmt w:val="decimal"/>
+      <w:lvlText w:val="%9."/>
+      <w:lvlJc w:val="left"/>
+      <w:pPr>
+        <w:tabs>
+          <w:tab w:val="num" w:pos="3600"/>
+        </w:tabs>
+        <w:ind w:left="3600" w:hanging="360"/>
+      </w:pPr>
+      <w:rPr/>
+    </w:lvl>
+  </w:abstractNum>
+  <w:abstractNum w:abstractNumId="6">
+    <w:lvl w:ilvl="0">
+      <w:start w:val="1"/>
       <w:numFmt w:val="none"/>
       <w:suff w:val="nothing"/>
       <w:lvlText w:val=""/>
@@ -7345,22 +7903,31 @@
     <w:abstractNumId w:val="3"/>
   </w:num>
   <w:num w:numId="4">
-    <w:abstractNumId w:val="2"/>
+    <w:abstractNumId w:val="4"/>
+  </w:num>
+  <w:num w:numId="5">
+    <w:abstractNumId w:val="5"/>
+  </w:num>
+  <w:num w:numId="6">
+    <w:abstractNumId w:val="6"/>
+  </w:num>
+  <w:num w:numId="7">
+    <w:abstractNumId w:val="1"/>
     <w:lvlOverride w:ilvl="0">
       <w:startOverride w:val="1"/>
     </w:lvlOverride>
   </w:num>
-  <w:num w:numId="5">
-    <w:abstractNumId w:val="2"/>
+  <w:num w:numId="8">
+    <w:abstractNumId w:val="1"/>
   </w:num>
-  <w:num w:numId="6">
-    <w:abstractNumId w:val="2"/>
+  <w:num w:numId="9">
+    <w:abstractNumId w:val="1"/>
   </w:num>
-  <w:num w:numId="7">
-    <w:abstractNumId w:val="2"/>
+  <w:num w:numId="10">
+    <w:abstractNumId w:val="1"/>
   </w:num>
-  <w:num w:numId="8">
-    <w:abstractNumId w:val="2"/>
+  <w:num w:numId="11">
+    <w:abstractNumId w:val="1"/>
   </w:num>
 </w:numbering>
 </file>
